--- a/az/scientists/CV/Word/Karimi_Saadat_CV_AZ.docx
+++ b/az/scientists/CV/Word/Karimi_Saadat_CV_AZ.docx
@@ -501,7 +501,7 @@
           <w:sz w:val="21"/>
           <w:szCs w:val="21"/>
         </w:rPr>
-        <w:t>Səadət Kərimi 2021-ci ilin yanvarından Borås Universitetində baş müəllim və kurs rəhbəridir və 2016-cı ilin yanvarından Gothenburg Universitetində universitet müəllimidir. CV-nin başlığında PhD dərəcəsi göstərilir. 1993–1999-cu illərdə Azərbaycan Milli Elmlər Akademiyasının Riyaziyyat və Mexanika İnstitutunda doktorant, 1996–1999-cu illərdə həmin institutda baş elmi işçi və müəllim olub. Stokholm Kral Texnologiya İnstitutunda və Umeå Universitetində də dərs deyib; Umeå-da riyaziyyat üzrə milli testlərə məsul olub. CV-də kitablar, fəsillər və simpozium materialları, əsasən Azərbaycan tarixi, ədəbiyyatı və təhsili üzrə, göstərilir.</w:t>
+        <w:t>Səadət Kərimi 2021-ci ilin yanvarından Borås Universitetində baş müəllim və kurs rəhbəridir və 2016-cı ilin yanvarından Gothenburg Universitetində universitet müəllimidir. başlığında PhD dərəcəsi göstərilir. 1993–1999-cu illərdə Azərbaycan Milli Elmlər Akademiyasının Riyaziyyat və Mexanika İnstitutunda doktorant, 1996–1999-cu illərdə həmin institutda baş elmi işçi və müəllim olub. Stokholm Kral Texnologiya İnstitutunda və Umeå Universitetində də dərs deyib; Umeå-da riyaziyyat üzrə milli testlərə məsul olub. kitablar, fəsillər və simpozium materialları, əsasən Azərbaycan tarixi, ədəbiyyatı və təhsili üzrə, göstərilir.</w:t>
       </w:r>
     </w:p>
     <w:p>
